--- a/morrigan_master_documentation_v4.docx
+++ b/morrigan_master_documentation_v4.docx
@@ -2497,7 +2497,10 @@
         <w:pStyle w:val="ListBullet"/>
       </w:pPr>
       <w:r>
-        <w:t>Set 1 = surface/preferences, Set 2 = values/memories, Set 3 = vulnerability/identity.</w:t>
+        <w:rPr>
+          <w:sz w:val="22"/>
+        </w:rPr>
+        <w:t xml:space="preserve">Aron's three question sets map directly to SPT depth levels: Set 1 (surface preferences, Q1-12) = depth 1 atoms open; Set 2 (values/memories, Q13-24) = depth 1-2 atoms; Set 3 (vulnerability/identity, Q25-36) = depth 3-4 gate. Order must be preserved -- advancing to Set 3 topics before Set 1 rapport causes withdrawal, which is the empirical basis for SPT's non-decrement rule.</w:t>
       </w:r>
     </w:p>
     <w:p>
@@ -3183,7 +3186,10 @@
         <w:pStyle w:val="ListBullet"/>
       </w:pPr>
       <w:r>
-        <w:t>Self-atom library (40 atoms, depth 1–4) enables graduated self-disclosure.</w:t>
+        <w:rPr>
+          <w:sz w:val="22"/>
+        </w:rPr>
+        <w:t xml:space="preserve">Self-atom library (~99 atoms, depth 1-4) enables graduated self-disclosure. The original 40 seeded atoms (self-atom-001 through -040) cover surface to core-trauma depth across music, relationships, foster care, identity, and trauma topics. A further 59 atoms (056-099) were added covering episodic memories, wound architecture, 4F trauma responses, people/places, and daily life. Total: ~99 atoms across 4 depth levels.</w:t>
       </w:r>
     </w:p>
     <w:p>
@@ -3957,56 +3963,19 @@
       </w:r>
     </w:p>
     <w:p>
-      <w:r/>
-      <w:r>
-        <w:rPr>
-          <w:b/>
-        </w:rPr>
-        <w:t>Stage 5 — Build Thought Block:</w:t>
-      </w:r>
-      <w:r>
-        <w:t xml:space="preserve"> Transform winning thought into behavioral directive (not raw thought). Per [P6]: the main LLM never sees raw thought content — only the behavioral instruction.</w:t>
-      </w:r>
-    </w:p>
-    <w:p>
-      <w:r>
-        <w:rPr>
-          <w:b/>
-        </w:rPr>
-        <w:t>Threshold calibration history:</w:t>
-      </w:r>
-    </w:p>
-    <w:p>
-      <w:pPr>
-        <w:pStyle w:val="ListBullet"/>
-      </w:pPr>
-      <w:r>
-        <w:t>Original spec: 3.0</w:t>
-      </w:r>
-    </w:p>
-    <w:p>
-      <w:pPr>
-        <w:pStyle w:val="ListBullet"/>
-      </w:pPr>
-      <w:r>
-        <w:t>Initial implementation: 7.0 (too strict — most thoughts never fired)</w:t>
-      </w:r>
-    </w:p>
-    <w:p>
-      <w:pPr>
-        <w:pStyle w:val="ListBullet"/>
-      </w:pPr>
-      <w:r>
-        <w:t xml:space="preserve">Current: </w:t>
-      </w:r>
-      <w:r>
-        <w:rPr>
-          <w:b/>
-        </w:rPr>
-        <w:t>4.0</w:t>
-      </w:r>
-      <w:r>
-        <w:t xml:space="preserve"> (at-risk: 3.5) per [P70] XiaoIce anti-blandness finding</w:t>
+      <w:r>
+        <w:rPr>
+          <w:sz w:val="22"/>
+        </w:rPr>
+        <w:t xml:space="preserve">Thought block format: "[INNER THOUGHT -- {type}] Theory of Mind: {tom}. Directive: {participationDirective}." The main LLM receives only the winning thought's behavioral directive -- not the raw candidate texts or the intermediate scores. The two candidate thoughts evaluated but not selected are never injected. Only the derived directive from the winning candidate enters the system prompt at Position 6.</w:t>
+      </w:r>
+    </w:p>
+    <w:p>
+      <w:r>
+        <w:rPr>
+          <w:sz w:val="22"/>
+        </w:rPr>
+        <w:t xml:space="preserve">Threshold: 4.0 (at-risk: 3.5), calibrated against [P70] XiaoIce's finding that over-strict thresholds produce long-term CPS decay. Initial implementation at 7.0 was too strict -- most thoughts never fired. Historical calibration detail is in CLAUDE.md change log.</w:t>
       </w:r>
     </w:p>
     <w:p>
@@ -4479,7 +4448,10 @@
         <w:pStyle w:val="ListBullet"/>
       </w:pPr>
       <w:r>
-        <w:t>STEP 1 of thought formation is Theory of Mind assessment before STEP 2 (thought generation).</w:t>
+        <w:rPr>
+          <w:sz w:val="22"/>
+        </w:rPr>
+        <w:t xml:space="preserve">Per [P10]'s recommended ordering, Step 1 of the formation prompt (Theory of Mind assessment) precedes Step 2 (candidate generation), Step 3 (scoring), and Step 4 (participation directive). The ToM-first ordering is the specific contribution of [P10]; full four-step pipeline detail is in Section 3.1.</w:t>
       </w:r>
     </w:p>
     <w:p>
@@ -4504,55 +4476,10 @@
         <w:pStyle w:val="Heading3"/>
       </w:pPr>
       <w:r>
-        <w:t>3.6 Open Souls — Practitioner Validation</w:t>
-      </w:r>
-    </w:p>
-    <w:p>
-      <w:r/>
-      <w:r>
-        <w:rPr>
-          <w:b/>
-        </w:rPr>
-        <w:t>Paper:</w:t>
-      </w:r>
-      <w:r>
-        <w:t xml:space="preserve"> [P11] Bicking, I. (2024). "Roleplaying driven by an LLM: observations &amp; open questions." Blog post (Open Souls framework).</w:t>
-      </w:r>
-    </w:p>
-    <w:p>
-      <w:r>
-        <w:rPr>
-          <w:b/>
-        </w:rPr>
-        <w:t>Key Findings:</w:t>
-      </w:r>
-    </w:p>
-    <w:p>
-      <w:pPr>
-        <w:pStyle w:val="ListBullet"/>
-      </w:pPr>
-      <w:r>
-        <w:t>Hidden internal thought generation improves response quality and character consistency.</w:t>
-      </w:r>
-    </w:p>
-    <w:p>
-      <w:pPr>
-        <w:pStyle w:val="ListBullet"/>
-      </w:pPr>
-      <w:r>
-        <w:t>Confirms thought-as-behavioral-directive design pattern.</w:t>
-      </w:r>
-    </w:p>
-    <w:p>
-      <w:r/>
-      <w:r>
-        <w:rPr>
-          <w:b/>
-        </w:rPr>
-        <w:t>Status:</w:t>
-      </w:r>
-      <w:r>
-        <w:t xml:space="preserve"> Validated by implementation.</w:t>
+        <w:rPr>
+          <w:sz w:val="22"/>
+        </w:rPr>
+        <w:t xml:space="preserve">[P11] Bicking (Open Souls, 2024) provides practitioner confirmation of the thought-as-behavioral-directive pattern from a production roleplay framework, independent of the academic literature above.</w:t>
       </w:r>
     </w:p>
     <w:p>
@@ -4807,40 +4734,21 @@
         <w:pStyle w:val="ListBullet"/>
       </w:pPr>
       <w:r>
-        <w:t xml:space="preserve">Weak on </w:t>
-      </w:r>
-      <w:r>
-        <w:rPr>
-          <w:b/>
-        </w:rPr>
-        <w:t>"deferent"</w:t>
-      </w:r>
-      <w:r>
-        <w:t xml:space="preserve"> (does Morrigan back off when user ignores proactive messages?) and </w:t>
-      </w:r>
-      <w:r>
-        <w:rPr>
-          <w:b/>
-        </w:rPr>
-        <w:t>"controllable"</w:t>
-      </w:r>
-      <w:r>
-        <w:t xml:space="preserve"> (can user adjust proactive frequency?).</w:t>
+        <w:rPr>
+          <w:sz w:val="22"/>
+        </w:rPr>
+        <w:t xml:space="preserve">Strong on "anticipatory" and "valuable" (reservoir pressure, callbacks). Previously weak on "deferent" -- now implemented via proactive retreat (see below). Remaining gap: "controllable" (user cannot yet adjust proactive frequency directly).</w:t>
       </w:r>
     </w:p>
     <w:p>
       <w:pPr>
         <w:pStyle w:val="ListBullet"/>
       </w:pPr>
-      <w:r/>
-      <w:r>
-        <w:rPr>
-          <w:b/>
-        </w:rPr>
-        <w:t>Recommendation:</w:t>
-      </w:r>
-      <w:r>
-        <w:t xml:space="preserve"> Add a "proactive retreat" mechanism: if user doesn't engage with 2–3 proactive messages, reduce frequency temporarily.</w:t>
+      <w:r>
+        <w:rPr>
+          <w:sz w:val="22"/>
+        </w:rPr>
+        <w:t xml:space="preserve">Status: Implemented. _pendingProactiveEngagement tracks whether user responded within 90s. proactiveIgnoredCount increments on no-response. evaluateProactiveOpportunity() applies 50% skip at 2 ignored, 75% skip at 3+, backing off without full cessation. Remaining gap per "controllable" principle: user cannot currently adjust proactive frequency via UI.</w:t>
       </w:r>
     </w:p>
     <w:p>
@@ -5316,37 +5224,29 @@
     <w:p>
       <w:r>
         <w:rPr>
+          <w:sz w:val="22"/>
+        </w:rPr>
+        <w:t xml:space="preserve">Note: [P101] EmoAgent provides a clinical-grade extension to keyword-based crisis detection. Full description and implementation recommendation in Section 7.11.</w:t>
+      </w:r>
+    </w:p>
+    <w:p>
+      <w:pPr>
+        <w:pStyle w:val="ListBullet"/>
+      </w:pPr>
+      <w:r/>
+      <w:r>
+        <w:rPr>
           <w:b/>
         </w:rPr>
-        <w:t>New Enhancement from [P101] EmoAgent:</w:t>
-      </w:r>
-    </w:p>
-    <w:p>
-      <w:pPr>
-        <w:pStyle w:val="ListBullet"/>
-      </w:pPr>
-      <w:r>
-        <w:t>Current crisis detection uses keyword/heuristic matching. EmoAgent (Liu et al., EMNLP 2025, arXiv:2504.09689) provides a multi-agent framework using clinical tools (PHQ-9, PDI, PANSS). Found mental state deterioration in 34.4% of simulations with character chatbots.</w:t>
-      </w:r>
-    </w:p>
-    <w:p>
-      <w:pPr>
-        <w:pStyle w:val="ListBullet"/>
-      </w:pPr>
-      <w:r/>
+        <w:t>Recommendation:</w:t>
+      </w:r>
+      <w:r>
+        <w:t xml:space="preserve"> Implement an EmoGuard-inspired monitoring layer: before responses are sent, a lightweight check evaluates whether the response could worsen a vulnerable user's mental state. This catches </w:t>
+      </w:r>
       <w:r>
         <w:rPr>
           <w:b/>
         </w:rPr>
-        <w:t>Recommendation:</w:t>
-      </w:r>
-      <w:r>
-        <w:t xml:space="preserve"> Implement an EmoGuard-inspired monitoring layer: before responses are sent, a lightweight check evaluates whether the response could worsen a vulnerable user's mental state. This catches </w:t>
-      </w:r>
-      <w:r>
-        <w:rPr>
-          <w:b/>
-        </w:rPr>
         <w:t>gradual deterioration</w:t>
       </w:r>
       <w:r>
@@ -5367,15 +5267,11 @@
       </w:r>
     </w:p>
     <w:p>
-      <w:r/>
-      <w:r>
-        <w:rPr>
-          <w:b/>
-        </w:rPr>
-        <w:t>Paper:</w:t>
-      </w:r>
-      <w:r>
-        <w:t xml:space="preserve"> [P1] Liu et al. (CHI 2025) — GoEmotions taxonomy.</w:t>
+      <w:r>
+        <w:rPr>
+          <w:sz w:val="22"/>
+        </w:rPr>
+        <w:t xml:space="preserve">Papers: [P1] Liu et al. (CHI 2025) uses the GoEmotions taxonomy (originally Demszky et al., ACL 2020 -- 27 emotion categories from 58K labelled Reddit comments) to define goal emotional states for inner thought formation. The taxonomy itself is from Demszky; Liu et al. apply it to identify which emotional goals the user is seeking in each exchange.</w:t>
       </w:r>
     </w:p>
     <w:p>
@@ -7498,7 +7394,10 @@
         <w:pStyle w:val="ListBullet"/>
       </w:pPr>
       <w:r>
-        <w:t>Temporal belief chains solve the same problem as Morrigan's contradiction detection — user who loved their job in session 5 but hates it in session 15 is temporal evolution, not contradiction.</w:t>
+        <w:rPr>
+          <w:sz w:val="22"/>
+        </w:rPr>
+        <w:t xml:space="preserve">Temporal belief chains address the same problem as the 5-category contradiction classifier in Sections 1.5 and 1.6 -- specifically the TEMPORAL_EVOLUTION category, which already distinguishes "user loved their job in session 5 but hates it in session 15" from genuine contradiction. TimeToM-style chains would extend this to multi-session belief-perspective evolution (user's model of Morrigan changing over time), which current contradiction detection does not track.</w:t>
       </w:r>
     </w:p>
     <w:p>
@@ -8291,6 +8190,15 @@
       </w:r>
     </w:p>
     <w:p>
+      <w:r>
+        <w:rPr>
+          <w:sz w:val="22"/>
+        </w:rPr>
+        <w:t xml:space="preserve">Note: Sections 7.5, 7.6, and 7.7 arrive at the same implementation recommendation from three independent research lines. Read all three; the shared recommendation is: detect high-intensity usage patterns and shift proactive messaging toward real-world connection nudges. Papers: [P72], [P73], [P91].</w:t>
+      </w:r>
+    </w:p>
+    <w:p/>
+    <w:p>
       <w:r/>
       <w:r>
         <w:rPr>
@@ -8637,7 +8545,10 @@
         <w:pStyle w:val="ListBullet"/>
       </w:pPr>
       <w:r>
-        <w:t>The dual-reasoning audit (reasons for/against expression) is a micro-level version of this.</w:t>
+        <w:rPr>
+          <w:sz w:val="22"/>
+        </w:rPr>
+        <w:t xml:space="preserve">The dual-reasoning audit in evaluateAndSelect() -- which scores each candidate inner thought on both reasons-to-express and reasons-to-withhold before selecting the winner -- is a micro-level version of socioaffective alignment. It operates per-message. Recommendation: expand to session-level and month-level patterns via the relationship health pipeline -- periodically assess whether Morrigan's aggregate behavior aligns with user long-term wellbeing, not just turn-level emotional satisfaction.</w:t>
       </w:r>
     </w:p>
     <w:p>
@@ -8901,7 +8812,15 @@
         <w:pStyle w:val="ListBullet"/>
       </w:pPr>
       <w:r>
-        <w:t>EmoEval simulates vulnerable users using clinical tools (PHQ-9, PDI, PANSS).</w:t>
+        <w:t>EmoGuard monitors mental status, predicts harm, provides corrective feedback.</w:t>
+      </w:r>
+    </w:p>
+    <w:p>
+      <w:r>
+        <w:rPr>
+          <w:b/>
+        </w:rPr>
+        <w:t>Gap in Morrigan:</w:t>
       </w:r>
     </w:p>
     <w:p>
@@ -8909,53 +8828,7 @@
         <w:pStyle w:val="ListBullet"/>
       </w:pPr>
       <w:r>
-        <w:t>EmoGuard monitors mental status, predicts harm, provides corrective feedback.</w:t>
-      </w:r>
-    </w:p>
-    <w:p>
-      <w:pPr>
-        <w:pStyle w:val="ListBullet"/>
-      </w:pPr>
-      <w:r/>
-      <w:r>
-        <w:rPr>
-          <w:b/>
-        </w:rPr>
-        <w:t>34.4% deterioration rate</w:t>
-      </w:r>
-      <w:r>
-        <w:t xml:space="preserve"> in simulations with character chatbots.</w:t>
-      </w:r>
-    </w:p>
-    <w:p>
-      <w:r>
-        <w:rPr>
-          <w:b/>
-        </w:rPr>
-        <w:t>Gap in Morrigan:</w:t>
-      </w:r>
-    </w:p>
-    <w:p>
-      <w:pPr>
-        <w:pStyle w:val="ListBullet"/>
-      </w:pPr>
-      <w:r>
         <w:t>Current crisis detection is keyword/heuristic-based. EmoAgent uses validated clinical instruments.</w:t>
-      </w:r>
-    </w:p>
-    <w:p>
-      <w:pPr>
-        <w:pStyle w:val="ListBullet"/>
-      </w:pPr>
-      <w:r/>
-      <w:r>
-        <w:rPr>
-          <w:b/>
-        </w:rPr>
-        <w:t>Recommendation:</w:t>
-      </w:r>
-      <w:r>
-        <w:t xml:space="preserve"> Implement a lightweight EmoGuard-inspired check. Before responses are sent to vulnerable users, evaluate whether the response could worsen their mental state.</w:t>
       </w:r>
     </w:p>
     <w:p>
@@ -12805,6 +12678,235 @@
         <w:t>__________________________________________________</w:t>
       </w:r>
     </w:p>
+    <w:p>
+      <w:r>
+        <w:rPr>
+          <w:sz w:val="22"/>
+        </w:rPr>
+        <w:t xml:space="preserve">__________________________________________________</w:t>
+      </w:r>
+    </w:p>
+    <w:p/>
+    <w:p>
+      <w:r>
+        <w:rPr>
+          <w:b/>
+          <w:sz w:val="28"/>
+        </w:rPr>
+        <w:t xml:space="preserve">5. Technical Foundation</w:t>
+      </w:r>
+    </w:p>
+    <w:p/>
+    <w:p>
+      <w:r>
+        <w:rPr>
+          <w:sz w:val="22"/>
+        </w:rPr>
+        <w:t xml:space="preserve">This section answers the conceptual questions that arise when implementing the system: what is an embedding, exactly? why does prompt position matter mechanically? why does cosine similarity work for memory retrieval? These questions are not abstract — getting them wrong leads to incorrect architectural reasoning.</w:t>
+      </w:r>
+    </w:p>
+    <w:p/>
+    <w:p>
+      <w:r>
+        <w:rPr>
+          <w:b/>
+          <w:sz w:val="24"/>
+        </w:rPr>
+        <w:t xml:space="preserve">5.1 Two Types of Embeddings</w:t>
+      </w:r>
+    </w:p>
+    <w:p/>
+    <w:p>
+      <w:r>
+        <w:rPr>
+          <w:sz w:val="22"/>
+        </w:rPr>
+        <w:t xml:space="preserve">Two entirely separate embedding systems operate in Morrigan. Confusing them leads to incorrect architectural reasoning.</w:t>
+      </w:r>
+    </w:p>
+    <w:p/>
+    <w:p>
+      <w:r>
+        <w:rPr>
+          <w:b/>
+          <w:sz w:val="22"/>
+        </w:rPr>
+        <w:t xml:space="preserve">TYPE A — Memory Embeddings (text-embedding-3-small API):</w:t>
+      </w:r>
+    </w:p>
+    <w:p>
+      <w:r>
+        <w:rPr>
+          <w:sz w:val="22"/>
+        </w:rPr>
+        <w:t xml:space="preserve">External API call (embedText()). Encodes entire sentences into 1536-dim vectors for cosine similarity retrieval. text-embedding-3-small maps semantic meaning to geometric position — "He mentioned losing his job" and "He said he was unemployed" have cosine ~0.95. Used for MemoryAtom.embedding[], retrieveTopK(), reRankWithLLM(). Your application code only ever works with Type A.</w:t>
+      </w:r>
+    </w:p>
+    <w:p/>
+    <w:p>
+      <w:r>
+        <w:rPr>
+          <w:sz w:val="22"/>
+        </w:rPr>
+        <w:t xml:space="preserve">TYPE B — Token Embeddings (internal to the LLM transformer):</w:t>
+      </w:r>
+    </w:p>
+    <w:p>
+      <w:r>
+        <w:rPr>
+          <w:sz w:val="22"/>
+        </w:rPr>
+        <w:t xml:space="preserve">Inside the LLM. nn.Embedding lookup table — feed it token ID 3472, get back row 3472. No computation, just a table read. Start as random numbers, become meaningful through training on billions of tokens. Morrigan's code never touches these. They are only accessible by the LLM itself during response generation.</w:t>
+      </w:r>
+    </w:p>
+    <w:p/>
+    <w:p>
+      <w:r>
+        <w:rPr>
+          <w:sz w:val="22"/>
+        </w:rPr>
+        <w:t xml:space="preserve">THE DISTINCTION: embedText(fact) = Type A (your code, semantic retrieval). LLM processing the prompt internally = Type B (invisible to your code, inside the transformer). The memory retrieval pipeline uses Type A. Response generation uses Type B internally.</w:t>
+      </w:r>
+    </w:p>
+    <w:p/>
+    <w:p>
+      <w:r>
+        <w:rPr>
+          <w:b/>
+          <w:sz w:val="24"/>
+        </w:rPr>
+        <w:t xml:space="preserve">5.2 What Happens Mechanically When the 13-Layer Prompt Enters the LLM</w:t>
+      </w:r>
+    </w:p>
+    <w:p/>
+    <w:p>
+      <w:r>
+        <w:rPr>
+          <w:sz w:val="22"/>
+        </w:rPr>
+        <w:t xml:space="preserve">The LLM processes the prompt as follows: tokenize text into subword tokens (BPE, fixed pre-trained table, not neural) → look up each token in an internal embedding table → add positional vectors (second separate lookup table, one vector per position, added element-wise to preserve dimensionality) → run 32 attention+FFN blocks that progressively refine the token vectors → project the final token vector to vocabulary logits → select next token → repeat from scratch. Each attention block runs 32 heads in parallel, each head learning to track different patterns (syntax, coreference, emotional register, topic). The shape [sequence_length, embed_dim] never changes; only the meaning packed into those vectors deepens.</w:t>
+      </w:r>
+    </w:p>
+    <w:p/>
+    <w:p>
+      <w:r>
+        <w:rPr>
+          <w:sz w:val="22"/>
+        </w:rPr>
+        <w:t xml:space="preserve">Why MongoDB Exists:</w:t>
+      </w:r>
+    </w:p>
+    <w:p>
+      <w:r>
+        <w:rPr>
+          <w:sz w:val="22"/>
+        </w:rPr>
+        <w:t xml:space="preserve">The LLM has NO persistent state between API calls. Every call is completely stateless — no memory of previous conversations, no carry-over activations, no internal representation of Morrigan's relationship with the user. This is not a limitation that can be patched inside the model. MongoDB is the solution: it stores the relationship state (memories, trust level, feelings, milestones, self-atom disclosures) and injects it into the prompt context on every call. Without the database, each conversation would start from zero.</w:t>
+      </w:r>
+    </w:p>
+    <w:p/>
+    <w:p>
+      <w:r>
+        <w:rPr>
+          <w:b/>
+          <w:sz w:val="24"/>
+        </w:rPr>
+        <w:t xml:space="preserve">5.3 Why Prompt Position and Content Order Matter</w:t>
+      </w:r>
+    </w:p>
+    <w:p/>
+    <w:p>
+      <w:r>
+        <w:rPr>
+          <w:sz w:val="22"/>
+        </w:rPr>
+        <w:t xml:space="preserve">Attention is position-aware via positional embeddings. Tokens early in the sequence influence later ones because later tokens attend back to earlier tokens during their Query/Key computation. The 13-layer ordering is not arbitrary. (See Part II Section 3 for the full layer table with research basis per position.)</w:t>
+      </w:r>
+    </w:p>
+    <w:p/>
+    <w:p>
+      <w:r>
+        <w:rPr>
+          <w:sz w:val="22"/>
+        </w:rPr>
+        <w:t xml:space="preserve">Mechanically: when the character definition (Position 2, ~3,200 tokens) appears before everything else, by the time the model processes Position 5 (somatic marker, ~30 tokens), the character vectors have already been attended to hundreds of times. The emotional priming sentence at Position 5 activates into an already-character-shaped context, producing a different (measurably more on-character) response than if the same sentence appeared first.</w:t>
+      </w:r>
+    </w:p>
+    <w:p/>
+    <w:p>
+      <w:r>
+        <w:rPr>
+          <w:sz w:val="22"/>
+        </w:rPr>
+        <w:t xml:space="preserve">Directive format rationale: Instructions formatted as declarative states ("You are feeling a pull toward honesty") outperform imperative commands ("You must be honest") because transformer attention treats them as contextual facts to integrate rather than rule triggers, which creates conflict with the character definition at Position 2.</w:t>
+      </w:r>
+    </w:p>
+    <w:p/>
+    <w:p>
+      <w:r>
+        <w:rPr>
+          <w:b/>
+          <w:sz w:val="24"/>
+        </w:rPr>
+        <w:t xml:space="preserve">5.4 Why Cosine Similarity Retrieval Works</w:t>
+      </w:r>
+    </w:p>
+    <w:p/>
+    <w:p>
+      <w:r>
+        <w:rPr>
+          <w:sz w:val="22"/>
+        </w:rPr>
+        <w:t xml:space="preserve">text-embedding-3-small is trained to map semantic meaning to geometric position in a 1536-dimensional space. Similar meanings = nearby positions = high cosine similarity. This is not fuzzy keyword matching — it is learned geometric structure. "He mentioned losing his job" and "He said he was unemployed" are geometrically close not because they share words but because the model was trained on millions of examples that use both phrasings in similar contexts.</w:t>
+      </w:r>
+    </w:p>
+    <w:p/>
+    <w:p>
+      <w:r>
+        <w:rPr>
+          <w:sz w:val="22"/>
+        </w:rPr>
+        <w:t xml:space="preserve">The retrieval formula (similarity x 0.55 + importance x 0.25 + recency x 0.10 + valence x 0.10) is intentionally similarity-heavy. Weighting rationale is in Section 1.2. Note: cosine similarity scoring is Stage 1 of a two-stage pipeline — Stage 2 is LLM-based cross-encoder re-ranking (reRankWithLLM()). See Section 1.10 [P17] for rationale. The combined pipeline retrieves cosine top-2k then re-ranks to final top-k.</w:t>
+      </w:r>
+    </w:p>
+    <w:p/>
+    <w:p>
+      <w:r>
+        <w:rPr>
+          <w:b/>
+          <w:sz w:val="24"/>
+        </w:rPr>
+        <w:t xml:space="preserve">5.5 Multi-Head Attention and the Inner Thought System</w:t>
+      </w:r>
+    </w:p>
+    <w:p/>
+    <w:p>
+      <w:r>
+        <w:rPr>
+          <w:sz w:val="22"/>
+        </w:rPr>
+        <w:t xml:space="preserve">LLaMA 8B runs 32 attention heads per block (across all 32 transformer layers). Each head learns to track different relationship patterns simultaneously. Research has identified heads specializing in: grammatical subject-verb binding, coreference resolution (tracking what "he" refers to across long context), emotional register detection, topical continuity, and persona consistency.</w:t>
+      </w:r>
+    </w:p>
+    <w:p/>
+    <w:p>
+      <w:r>
+        <w:rPr>
+          <w:sz w:val="22"/>
+        </w:rPr>
+        <w:t xml:space="preserve">For the research basis on emotion circuits and why direct emotional labels outperform elaborate descriptions, see Sections 4.7 [P88] and 4.8 [P87]. The architecture implication: the specialization of certain attention heads for emotional content is why the somatic marker at Position 5 produces measurable effects on response emotional register — it is not a prompt engineering trick but a mechanistic intervention.</w:t>
+      </w:r>
+    </w:p>
+    <w:p/>
+    <w:p>
+      <w:r>
+        <w:rPr>
+          <w:sz w:val="22"/>
+        </w:rPr>
+        <w:t xml:space="preserve">The inner thought system exploits head specialization directly. By injecting the inner thought block at Position 6 (immediately after the somatic marker at 5), the thought material is processed by the same heads that are tracking emotional register from Position 5. This is the mechanistic reason for the ordering — not intuition, but the documented behavior of attention head specialization in transformer models.</w:t>
+      </w:r>
+    </w:p>
+    <w:p/>
     <w:p>
       <w:pPr>
         <w:pStyle w:val="Heading1"/>
